--- a/docs/apply/_submit/LX-submission-checklist-2026-10-06.docx
+++ b/docs/apply/_submit/LX-submission-checklist-2026-10-06.docx
@@ -854,6 +854,27 @@
       </w:tr>
     </w:tbl>
     <w:p/>
+    <w:p>
+      <w:pPr>
+        <w:pStyle w:val="Heading2"/>
+      </w:pPr>
+      <w:r>
+        <w:rPr>
+          <w:rFonts w:ascii="Malgun Gothic" w:hAnsi="Malgun Gothic" w:eastAsia="Malgun Gothic" w:cs="Malgun Gothic"/>
+          <w:b w:val="0"/>
+        </w:rPr>
+        <w:t>1-b. 10-06 검색으로 확인한 2025년 하반기호 공고(요약 · 원문 미대조 — 2026 공고는 검색에 나오지 않았다)</w:t>
+      </w:r>
+    </w:p>
+    <w:p>
+      <w:r>
+        <w:rPr>
+          <w:rFonts w:ascii="Malgun Gothic" w:hAnsi="Malgun Gothic" w:eastAsia="Malgun Gothic" w:cs="Malgun Gothic"/>
+          <w:b w:val="0"/>
+        </w:rPr>
+        <w:t>제391호 제55권 2호 · 연구 분야는 지적·측지·측량·공간정보·국토계획·부동산·법학 등 국토공간정보 관련 제반 연구 · A4 15매 내외 · 마감 10월 13일 · 국민 누구나 · 공간정보연구원 홈페이지 또는 학술지 투고용 이메일 접수 · 투고료·심사료·게재료 없음 · 우수논문 연구원장 표창 + 소정의 학술장려금. 작년 형식이 올해도 같다고 가정하지 말고 올해 공고로 대조한다. 분야에 '부동산'이 들어 있어 이 원고의 주제는 범위 안으로 보인다.</w:t>
+      </w:r>
+    </w:p>
     <w:p>
       <w:pPr>
         <w:pStyle w:val="Heading1"/>
